--- a/static/downloads/es/docx/layer-5/operations-manual.docx
+++ b/static/downloads/es/docx/layer-5/operations-manual.docx
@@ -87,7 +87,7 @@
         <w:t xml:space="preserve"> </w:t>
       </w:r>
       <w:r>
-        <w:t xml:space="preserve">2026-06-26</w:t>
+        <w:t xml:space="preserve">2026-07-07</w:t>
       </w:r>
     </w:p>
     <w:p>
@@ -373,8 +373,14 @@
     </w:p>
     <w:p>
       <w:pPr>
-        <w:pStyle w:val="BlockText"/>
-      </w:pPr>
+        <w:pStyle w:val="BodyText"/>
+      </w:pPr>
+      <w:r>
+        <w:t xml:space="preserve">&gt;</w:t>
+      </w:r>
+      <w:r>
+        <w:t xml:space="preserve"> </w:t>
+      </w:r>
       <w:r>
         <w:rPr>
           <w:b/>
@@ -382,19 +388,29 @@
         </w:rPr>
         <w:t xml:space="preserve">Justificación — ¿Por qué documentar los procesos críticos</w:t>
       </w:r>
-    </w:p>
-    <w:p>
-      <w:pPr>
-        <w:pStyle w:val="BlockText"/>
-      </w:pPr>
-      <w:r>
-        <w:t xml:space="preserve">Si un proceso solo existe en la cabeza de una persona, la comunidad depende de que esa persona aparezca — para siempre. Documentar los procesos críticos por escrito, con responsables nombrados, es lo que convierte el conocimiento privado en un activo comunitario que sobrevive a traspasos, ausencias y salidas.</w:t>
-      </w:r>
-    </w:p>
-    <w:p>
-      <w:pPr>
-        <w:pStyle w:val="BlockText"/>
-      </w:pPr>
+      <w:r>
+        <w:t xml:space="preserve"> </w:t>
+      </w:r>
+      <w:r>
+        <w:t xml:space="preserve">&gt;</w:t>
+      </w:r>
+      <w:r>
+        <w:t xml:space="preserve"> </w:t>
+      </w:r>
+      <w:r>
+        <w:t xml:space="preserve">&gt; Si un proceso solo existe en la cabeza de una persona, la comunidad depende de que esa persona aparezca — para siempre. Documentar los procesos críticos por escrito, con responsables nombrados, es lo que convierte el conocimiento privado en un activo comunitario que sobrevive a traspasos, ausencias y salidas.</w:t>
+      </w:r>
+    </w:p>
+    <w:p>
+      <w:pPr>
+        <w:pStyle w:val="BodyText"/>
+      </w:pPr>
+      <w:r>
+        <w:t xml:space="preserve">&gt;</w:t>
+      </w:r>
+      <w:r>
+        <w:t xml:space="preserve"> </w:t>
+      </w:r>
       <w:r>
         <w:rPr>
           <w:b/>
@@ -402,13 +418,17 @@
         </w:rPr>
         <w:t xml:space="preserve">Instrucciones — Cómo rellenar esto</w:t>
       </w:r>
-    </w:p>
-    <w:p>
-      <w:pPr>
-        <w:pStyle w:val="BlockText"/>
-      </w:pPr>
-      <w:r>
-        <w:t xml:space="preserve">Para cada proceso crítico recurrente (incorporación, salida, publicación de propuestas, registro de contribuciones, cadencia de reuniones, gestión de tesorería, revisión de accesos a plataformas), nombra un responsable y una breve descripción.</w:t>
+      <w:r>
+        <w:t xml:space="preserve"> </w:t>
+      </w:r>
+      <w:r>
+        <w:t xml:space="preserve">&gt;</w:t>
+      </w:r>
+      <w:r>
+        <w:t xml:space="preserve"> </w:t>
+      </w:r>
+      <w:r>
+        <w:t xml:space="preserve">&gt; Para cada proceso crítico recurrente (incorporación, salida, publicación de propuestas, registro de contribuciones, cadencia de reuniones, gestión de tesorería, revisión de accesos a plataformas), nombra un responsable y una breve descripción.</w:t>
       </w:r>
     </w:p>
     <w:tbl>
@@ -482,6 +502,13 @@
             <w:pPr>
               <w:pStyle w:val="Compact"/>
             </w:pPr>
+            <w:r>
+              <w:rPr>
+                <w:i/>
+                <w:iCs/>
+              </w:rPr>
+              <w:t xml:space="preserve">&lt;rol&gt;</w:t>
+            </w:r>
           </w:p>
         </w:tc>
         <w:tc>
@@ -507,14 +534,28 @@
             <w:pPr>
               <w:pStyle w:val="Compact"/>
             </w:pPr>
-          </w:p>
-        </w:tc>
-        <w:tc>
-          <w:tcPr/>
-          <w:p>
-            <w:pPr>
-              <w:pStyle w:val="Compact"/>
-            </w:pPr>
+            <w:r>
+              <w:rPr>
+                <w:i/>
+                <w:iCs/>
+              </w:rPr>
+              <w:t xml:space="preserve">&lt;Salida de miembros&gt;</w:t>
+            </w:r>
+          </w:p>
+        </w:tc>
+        <w:tc>
+          <w:tcPr/>
+          <w:p>
+            <w:pPr>
+              <w:pStyle w:val="Compact"/>
+            </w:pPr>
+            <w:r>
+              <w:rPr>
+                <w:i/>
+                <w:iCs/>
+              </w:rPr>
+              <w:t xml:space="preserve">&lt;rol&gt;</w:t>
+            </w:r>
           </w:p>
         </w:tc>
         <w:tc>
@@ -555,6 +596,13 @@
             <w:pPr>
               <w:pStyle w:val="Compact"/>
             </w:pPr>
+            <w:r>
+              <w:rPr>
+                <w:i/>
+                <w:iCs/>
+              </w:rPr>
+              <w:t xml:space="preserve">&lt;rol&gt;</w:t>
+            </w:r>
           </w:p>
         </w:tc>
         <w:tc>
@@ -580,14 +628,28 @@
             <w:pPr>
               <w:pStyle w:val="Compact"/>
             </w:pPr>
-          </w:p>
-        </w:tc>
-        <w:tc>
-          <w:tcPr/>
-          <w:p>
-            <w:pPr>
-              <w:pStyle w:val="Compact"/>
-            </w:pPr>
+            <w:r>
+              <w:rPr>
+                <w:i/>
+                <w:iCs/>
+              </w:rPr>
+              <w:t xml:space="preserve">&lt;Registro de contribuciones&gt;</w:t>
+            </w:r>
+          </w:p>
+        </w:tc>
+        <w:tc>
+          <w:tcPr/>
+          <w:p>
+            <w:pPr>
+              <w:pStyle w:val="Compact"/>
+            </w:pPr>
+            <w:r>
+              <w:rPr>
+                <w:i/>
+                <w:iCs/>
+              </w:rPr>
+              <w:t xml:space="preserve">&lt;rol&gt;</w:t>
+            </w:r>
           </w:p>
         </w:tc>
         <w:tc>
@@ -837,8 +899,14 @@
     </w:p>
     <w:p>
       <w:pPr>
-        <w:pStyle w:val="BlockText"/>
-      </w:pPr>
+        <w:pStyle w:val="BodyText"/>
+      </w:pPr>
+      <w:r>
+        <w:t xml:space="preserve">&gt;</w:t>
+      </w:r>
+      <w:r>
+        <w:t xml:space="preserve"> </w:t>
+      </w:r>
       <w:r>
         <w:rPr>
           <w:b/>
@@ -846,13 +914,17 @@
         </w:rPr>
         <w:t xml:space="preserve">Justificación — ¿Por qué limitar las responsabilidades temporales</w:t>
       </w:r>
-    </w:p>
-    <w:p>
-      <w:pPr>
-        <w:pStyle w:val="BlockText"/>
-      </w:pPr>
-      <w:r>
-        <w:t xml:space="preserve">Las tareas ad-hoc se solidifican silenciosamente en trabajos permanentes no remunerados — generalmente sobre quien dijo que sí una vez. Un límite temporal estricto y una revisión obligatoria marcan la diferencia entre</w:t>
+      <w:r>
+        <w:t xml:space="preserve"> </w:t>
+      </w:r>
+      <w:r>
+        <w:t xml:space="preserve">&gt;</w:t>
+      </w:r>
+      <w:r>
+        <w:t xml:space="preserve"> </w:t>
+      </w:r>
+      <w:r>
+        <w:t xml:space="preserve">&gt; Las tareas ad-hoc se solidifican silenciosamente en trabajos permanentes no remunerados — generalmente sobre quien dijo que sí una vez. Un límite temporal estricto y una revisión obligatoria marcan la diferencia entre</w:t>
       </w:r>
       <w:r>
         <w:t xml:space="preserve"> </w:t>
@@ -875,8 +947,14 @@
     </w:p>
     <w:p>
       <w:pPr>
-        <w:pStyle w:val="BlockText"/>
-      </w:pPr>
+        <w:pStyle w:val="BodyText"/>
+      </w:pPr>
+      <w:r>
+        <w:t xml:space="preserve">&gt;</w:t>
+      </w:r>
+      <w:r>
+        <w:t xml:space="preserve"> </w:t>
+      </w:r>
       <w:r>
         <w:rPr>
           <w:b/>
@@ -884,18 +962,22 @@
         </w:rPr>
         <w:t xml:space="preserve">Instrucciones — Cómo rellenar esto</w:t>
       </w:r>
-    </w:p>
-    <w:p>
-      <w:pPr>
-        <w:pStyle w:val="BlockText"/>
-      </w:pPr>
-      <w:r>
-        <w:t xml:space="preserve">Establece que toda responsabilidad temporal DEBE estar acotada en el tiempo al asignarla, documentada, revisada antes del vencimiento, y formalizada o terminada.</w:t>
-      </w:r>
-    </w:p>
-    <w:p>
-      <w:pPr>
-        <w:pStyle w:val="FirstParagraph"/>
+      <w:r>
+        <w:t xml:space="preserve"> </w:t>
+      </w:r>
+      <w:r>
+        <w:t xml:space="preserve">&gt;</w:t>
+      </w:r>
+      <w:r>
+        <w:t xml:space="preserve"> </w:t>
+      </w:r>
+      <w:r>
+        <w:t xml:space="preserve">&gt; Establece que toda responsabilidad temporal DEBE estar acotada en el tiempo al asignarla, documentada, revisada antes del vencimiento, y formalizada o terminada.</w:t>
+      </w:r>
+    </w:p>
+    <w:p>
+      <w:pPr>
+        <w:pStyle w:val="BodyText"/>
       </w:pPr>
       <w:r>
         <w:t xml:space="preserve">Cuando una tarea o responsabilidad se asigna temporalmente, DEBE:</w:t>
@@ -1039,8 +1121,14 @@
     </w:p>
     <w:p>
       <w:pPr>
-        <w:pStyle w:val="BlockText"/>
-      </w:pPr>
+        <w:pStyle w:val="BodyText"/>
+      </w:pPr>
+      <w:r>
+        <w:t xml:space="preserve">&gt;</w:t>
+      </w:r>
+      <w:r>
+        <w:t xml:space="preserve"> </w:t>
+      </w:r>
       <w:r>
         <w:rPr>
           <w:b/>
@@ -1048,13 +1136,17 @@
         </w:rPr>
         <w:t xml:space="preserve">Justificación — ¿Por qué mapear los traspasos explícitamente</w:t>
       </w:r>
-    </w:p>
-    <w:p>
-      <w:pPr>
-        <w:pStyle w:val="BlockText"/>
-      </w:pPr>
-      <w:r>
-        <w:t xml:space="preserve">La mayoría de los fallos operativos no ocurren dentro de un rol sino entre roles — en las fronteras donde el trabajo pasa de un responsable al siguiente. Nombrar los traspasos convierte dependencias invisibles en dependencias revisables, y previene los fallos de</w:t>
+      <w:r>
+        <w:t xml:space="preserve"> </w:t>
+      </w:r>
+      <w:r>
+        <w:t xml:space="preserve">&gt;</w:t>
+      </w:r>
+      <w:r>
+        <w:t xml:space="preserve"> </w:t>
+      </w:r>
+      <w:r>
+        <w:t xml:space="preserve">&gt; La mayoría de los fallos operativos no ocurren dentro de un rol sino entre roles — en las fronteras donde el trabajo pasa de un responsable al siguiente. Nombrar los traspasos convierte dependencias invisibles en dependencias revisables, y previene los fallos de</w:t>
       </w:r>
       <w:r>
         <w:t xml:space="preserve"> </w:t>
@@ -1068,8 +1160,14 @@
     </w:p>
     <w:p>
       <w:pPr>
-        <w:pStyle w:val="BlockText"/>
-      </w:pPr>
+        <w:pStyle w:val="BodyText"/>
+      </w:pPr>
+      <w:r>
+        <w:t xml:space="preserve">&gt;</w:t>
+      </w:r>
+      <w:r>
+        <w:t xml:space="preserve"> </w:t>
+      </w:r>
       <w:r>
         <w:rPr>
           <w:b/>
@@ -1077,13 +1175,17 @@
         </w:rPr>
         <w:t xml:space="preserve">Instrucciones — Cómo rellenar esto</w:t>
       </w:r>
-    </w:p>
-    <w:p>
-      <w:pPr>
-        <w:pStyle w:val="BlockText"/>
-      </w:pPr>
-      <w:r>
-        <w:t xml:space="preserve">Para cada par de roles que se pasan trabajo entre sí, nombra el traspaso y el tipo de trabajo transferido.</w:t>
+      <w:r>
+        <w:t xml:space="preserve"> </w:t>
+      </w:r>
+      <w:r>
+        <w:t xml:space="preserve">&gt;</w:t>
+      </w:r>
+      <w:r>
+        <w:t xml:space="preserve"> </w:t>
+      </w:r>
+      <w:r>
+        <w:t xml:space="preserve">&gt; Para cada par de roles que se pasan trabajo entre sí, nombra el traspaso y el tipo de trabajo transferido.</w:t>
       </w:r>
     </w:p>
     <w:tbl>
@@ -1142,14 +1244,28 @@
             <w:pPr>
               <w:pStyle w:val="Compact"/>
             </w:pPr>
-          </w:p>
-        </w:tc>
-        <w:tc>
-          <w:tcPr/>
-          <w:p>
-            <w:pPr>
-              <w:pStyle w:val="Compact"/>
-            </w:pPr>
+            <w:r>
+              <w:rPr>
+                <w:i/>
+                <w:iCs/>
+              </w:rPr>
+              <w:t xml:space="preserve">&lt;rol&gt;</w:t>
+            </w:r>
+          </w:p>
+        </w:tc>
+        <w:tc>
+          <w:tcPr/>
+          <w:p>
+            <w:pPr>
+              <w:pStyle w:val="Compact"/>
+            </w:pPr>
+            <w:r>
+              <w:rPr>
+                <w:i/>
+                <w:iCs/>
+              </w:rPr>
+              <w:t xml:space="preserve">&lt;rol&gt;</w:t>
+            </w:r>
           </w:p>
         </w:tc>
         <w:tc>
@@ -1175,14 +1291,28 @@
             <w:pPr>
               <w:pStyle w:val="Compact"/>
             </w:pPr>
-          </w:p>
-        </w:tc>
-        <w:tc>
-          <w:tcPr/>
-          <w:p>
-            <w:pPr>
-              <w:pStyle w:val="Compact"/>
-            </w:pPr>
+            <w:r>
+              <w:rPr>
+                <w:i/>
+                <w:iCs/>
+              </w:rPr>
+              <w:t xml:space="preserve">&lt;rol&gt;</w:t>
+            </w:r>
+          </w:p>
+        </w:tc>
+        <w:tc>
+          <w:tcPr/>
+          <w:p>
+            <w:pPr>
+              <w:pStyle w:val="Compact"/>
+            </w:pPr>
+            <w:r>
+              <w:rPr>
+                <w:i/>
+                <w:iCs/>
+              </w:rPr>
+              <w:t xml:space="preserve">&lt;rol&gt;</w:t>
+            </w:r>
           </w:p>
         </w:tc>
         <w:tc>
@@ -1315,8 +1445,14 @@
     </w:p>
     <w:p>
       <w:pPr>
-        <w:pStyle w:val="BlockText"/>
-      </w:pPr>
+        <w:pStyle w:val="BodyText"/>
+      </w:pPr>
+      <w:r>
+        <w:t xml:space="preserve">&gt;</w:t>
+      </w:r>
+      <w:r>
+        <w:t xml:space="preserve"> </w:t>
+      </w:r>
       <w:r>
         <w:rPr>
           <w:b/>
@@ -1324,19 +1460,29 @@
         </w:rPr>
         <w:t xml:space="preserve">Justificación — ¿Por qué hacer explícitos los límites de carga de trabajo</w:t>
       </w:r>
-    </w:p>
-    <w:p>
-      <w:pPr>
-        <w:pStyle w:val="BlockText"/>
-      </w:pPr>
-      <w:r>
-        <w:t xml:space="preserve">La carga de coordinación ilimitada es el modo de fallo predeterminado de las comunidades voluntarias — quema silenciosamente a los miembros más comprometidos hasta que se van. Límites explícitos y revisables hacen de la capacidad una preocupación compartida en lugar de una carga privada.</w:t>
-      </w:r>
-    </w:p>
-    <w:p>
-      <w:pPr>
-        <w:pStyle w:val="BlockText"/>
-      </w:pPr>
+      <w:r>
+        <w:t xml:space="preserve"> </w:t>
+      </w:r>
+      <w:r>
+        <w:t xml:space="preserve">&gt;</w:t>
+      </w:r>
+      <w:r>
+        <w:t xml:space="preserve"> </w:t>
+      </w:r>
+      <w:r>
+        <w:t xml:space="preserve">&gt; La carga de coordinación ilimitada es el modo de fallo predeterminado de las comunidades voluntarias — quema silenciosamente a los miembros más comprometidos hasta que se van. Límites explícitos y revisables hacen de la capacidad una preocupación compartida en lugar de una carga privada.</w:t>
+      </w:r>
+    </w:p>
+    <w:p>
+      <w:pPr>
+        <w:pStyle w:val="BodyText"/>
+      </w:pPr>
+      <w:r>
+        <w:t xml:space="preserve">&gt;</w:t>
+      </w:r>
+      <w:r>
+        <w:t xml:space="preserve"> </w:t>
+      </w:r>
       <w:r>
         <w:rPr>
           <w:b/>
@@ -1344,13 +1490,17 @@
         </w:rPr>
         <w:t xml:space="preserve">Instrucciones — Cómo rellenar esto</w:t>
       </w:r>
-    </w:p>
-    <w:p>
-      <w:pPr>
-        <w:pStyle w:val="BlockText"/>
-      </w:pPr>
-      <w:r>
-        <w:t xml:space="preserve">Establece límites para la carga de reuniones, carga de roles, expectativas de tiempo de respuesta, y el camino para renegociar responsabilidades.</w:t>
+      <w:r>
+        <w:t xml:space="preserve"> </w:t>
+      </w:r>
+      <w:r>
+        <w:t xml:space="preserve">&gt;</w:t>
+      </w:r>
+      <w:r>
+        <w:t xml:space="preserve"> </w:t>
+      </w:r>
+      <w:r>
+        <w:t xml:space="preserve">&gt; Establece límites para la carga de reuniones, carga de roles, expectativas de tiempo de respuesta, y el camino para renegociar responsabilidades.</w:t>
       </w:r>
     </w:p>
     <w:p>
@@ -1546,8 +1696,14 @@
     </w:p>
     <w:p>
       <w:pPr>
-        <w:pStyle w:val="BlockText"/>
-      </w:pPr>
+        <w:pStyle w:val="BodyText"/>
+      </w:pPr>
+      <w:r>
+        <w:t xml:space="preserve">&gt;</w:t>
+      </w:r>
+      <w:r>
+        <w:t xml:space="preserve"> </w:t>
+      </w:r>
       <w:r>
         <w:rPr>
           <w:b/>
@@ -1555,19 +1711,29 @@
         </w:rPr>
         <w:t xml:space="preserve">Justificación — ¿Por qué planificar la continuidad ahora</w:t>
       </w:r>
-    </w:p>
-    <w:p>
-      <w:pPr>
-        <w:pStyle w:val="BlockText"/>
-      </w:pPr>
-      <w:r>
-        <w:t xml:space="preserve">Una comunidad que depende de una persona irremplazable está a una enfermedad, un conflicto o una salida de distancia del colapso. Nombrar los puntos únicos de fallo — con honestidad — e incorporar el traspaso en cada rol es lo que permite a la comunidad sobrevivir a sus fundadores.</w:t>
-      </w:r>
-    </w:p>
-    <w:p>
-      <w:pPr>
-        <w:pStyle w:val="BlockText"/>
-      </w:pPr>
+      <w:r>
+        <w:t xml:space="preserve"> </w:t>
+      </w:r>
+      <w:r>
+        <w:t xml:space="preserve">&gt;</w:t>
+      </w:r>
+      <w:r>
+        <w:t xml:space="preserve"> </w:t>
+      </w:r>
+      <w:r>
+        <w:t xml:space="preserve">&gt; Una comunidad que depende de una persona irremplazable está a una enfermedad, un conflicto o una salida de distancia del colapso. Nombrar los puntos únicos de fallo — con honestidad — e incorporar el traspaso en cada rol es lo que permite a la comunidad sobrevivir a sus fundadores.</w:t>
+      </w:r>
+    </w:p>
+    <w:p>
+      <w:pPr>
+        <w:pStyle w:val="BodyText"/>
+      </w:pPr>
+      <w:r>
+        <w:t xml:space="preserve">&gt;</w:t>
+      </w:r>
+      <w:r>
+        <w:t xml:space="preserve"> </w:t>
+      </w:r>
       <w:r>
         <w:rPr>
           <w:b/>
@@ -1575,13 +1741,17 @@
         </w:rPr>
         <w:t xml:space="preserve">Instrucciones — Cómo rellenar esto</w:t>
       </w:r>
-    </w:p>
-    <w:p>
-      <w:pPr>
-        <w:pStyle w:val="BlockText"/>
-      </w:pPr>
-      <w:r>
-        <w:t xml:space="preserve">Nombra honestamente los puntos únicos de fallo actuales. Establece el requisito de traspaso para cada rol y la cadencia de revisión de continuidad.</w:t>
+      <w:r>
+        <w:t xml:space="preserve"> </w:t>
+      </w:r>
+      <w:r>
+        <w:t xml:space="preserve">&gt;</w:t>
+      </w:r>
+      <w:r>
+        <w:t xml:space="preserve"> </w:t>
+      </w:r>
+      <w:r>
+        <w:t xml:space="preserve">&gt; Nombra honestamente los puntos únicos de fallo actuales. Establece el requisito de traspaso para cada rol y la cadencia de revisión de continuidad.</w:t>
       </w:r>
     </w:p>
     <w:p>
@@ -1751,8 +1921,14 @@
     </w:p>
     <w:p>
       <w:pPr>
-        <w:pStyle w:val="BlockText"/>
-      </w:pPr>
+        <w:pStyle w:val="BodyText"/>
+      </w:pPr>
+      <w:r>
+        <w:t xml:space="preserve">&gt;</w:t>
+      </w:r>
+      <w:r>
+        <w:t xml:space="preserve"> </w:t>
+      </w:r>
       <w:r>
         <w:rPr>
           <w:b/>
@@ -1760,19 +1936,29 @@
         </w:rPr>
         <w:t xml:space="preserve">Justificación — ¿Por qué tratar el acceso a la información como un asunto de gobernanza</w:t>
       </w:r>
-    </w:p>
-    <w:p>
-      <w:pPr>
-        <w:pStyle w:val="BlockText"/>
-      </w:pPr>
-      <w:r>
-        <w:t xml:space="preserve">Quien controla el acceso a la información controla la comunidad, lo pretenda o no. Hacer explícitas las reglas de acceso — y prohibir los puntos únicos de acceso — es lo que impide que los guardianes informales acumulen el tipo de poder que el sistema de gobernanza se supone que debe controlar.</w:t>
-      </w:r>
-    </w:p>
-    <w:p>
-      <w:pPr>
-        <w:pStyle w:val="BlockText"/>
-      </w:pPr>
+      <w:r>
+        <w:t xml:space="preserve"> </w:t>
+      </w:r>
+      <w:r>
+        <w:t xml:space="preserve">&gt;</w:t>
+      </w:r>
+      <w:r>
+        <w:t xml:space="preserve"> </w:t>
+      </w:r>
+      <w:r>
+        <w:t xml:space="preserve">&gt; Quien controla el acceso a la información controla la comunidad, lo pretenda o no. Hacer explícitas las reglas de acceso — y prohibir los puntos únicos de acceso — es lo que impide que los guardianes informales acumulen el tipo de poder que el sistema de gobernanza se supone que debe controlar.</w:t>
+      </w:r>
+    </w:p>
+    <w:p>
+      <w:pPr>
+        <w:pStyle w:val="BodyText"/>
+      </w:pPr>
+      <w:r>
+        <w:t xml:space="preserve">&gt;</w:t>
+      </w:r>
+      <w:r>
+        <w:t xml:space="preserve"> </w:t>
+      </w:r>
       <w:r>
         <w:rPr>
           <w:b/>
@@ -1780,13 +1966,17 @@
         </w:rPr>
         <w:t xml:space="preserve">Instrucciones — Cómo rellenar esto</w:t>
       </w:r>
-    </w:p>
-    <w:p>
-      <w:pPr>
-        <w:pStyle w:val="BlockText"/>
-      </w:pPr>
-      <w:r>
-        <w:t xml:space="preserve">Indica qué registros están abiertos a todos los Miembros Plenos, el plazo de respuesta para solicitudes de información, y la regla contra los puntos únicos de acceso para información relevante de gobernanza.</w:t>
+      <w:r>
+        <w:t xml:space="preserve"> </w:t>
+      </w:r>
+      <w:r>
+        <w:t xml:space="preserve">&gt;</w:t>
+      </w:r>
+      <w:r>
+        <w:t xml:space="preserve"> </w:t>
+      </w:r>
+      <w:r>
+        <w:t xml:space="preserve">&gt; Indica qué registros están abiertos a todos los Miembros Plenos, el plazo de respuesta para solicitudes de información, y la regla contra los puntos únicos de acceso para información relevante de gobernanza.</w:t>
       </w:r>
     </w:p>
     <w:p>
@@ -1797,6 +1987,13 @@
           <w:numId w:val="1006"/>
         </w:numPr>
       </w:pPr>
+      <w:r>
+        <w:rPr>
+          <w:i/>
+          <w:iCs/>
+        </w:rPr>
+        <w:t xml:space="preserve">&lt;Decisiones de gobernanza accesibles para todos los Miembros Plenos.&gt;</w:t>
+      </w:r>
     </w:p>
     <w:p>
       <w:pPr>
@@ -1806,6 +2003,13 @@
           <w:numId w:val="1006"/>
         </w:numPr>
       </w:pPr>
+      <w:r>
+        <w:rPr>
+          <w:i/>
+          <w:iCs/>
+        </w:rPr>
+        <w:t xml:space="preserve">&lt;Actas de reuniones publicadas en un plazo de X horas.&gt;</w:t>
+      </w:r>
     </w:p>
     <w:p>
       <w:pPr>
@@ -1831,6 +2035,13 @@
           <w:numId w:val="1006"/>
         </w:numPr>
       </w:pPr>
+      <w:r>
+        <w:rPr>
+          <w:i/>
+          <w:iCs/>
+        </w:rPr>
+        <w:t xml:space="preserve">&lt;Registros de contribuciones accesibles.&gt;</w:t>
+      </w:r>
     </w:p>
     <w:p>
       <w:pPr>
@@ -1976,8 +2187,14 @@
     </w:p>
     <w:p>
       <w:pPr>
-        <w:pStyle w:val="BlockText"/>
-      </w:pPr>
+        <w:pStyle w:val="BodyText"/>
+      </w:pPr>
+      <w:r>
+        <w:t xml:space="preserve">&gt;</w:t>
+      </w:r>
+      <w:r>
+        <w:t xml:space="preserve"> </w:t>
+      </w:r>
       <w:r>
         <w:rPr>
           <w:b/>
@@ -1985,19 +2202,29 @@
         </w:rPr>
         <w:t xml:space="preserve">Justificación — ¿Por qué nombrar dónde vive cada documento</w:t>
       </w:r>
-    </w:p>
-    <w:p>
-      <w:pPr>
-        <w:pStyle w:val="BlockText"/>
-      </w:pPr>
-      <w:r>
-        <w:t xml:space="preserve">Si nadie puede decir dónde está la versión canónica de algo, no hay versión canónica. Nombrar la ubicación, el responsable y la cadencia de revisión de cada tipo de documento es lo que hace que la memoria de la comunidad sea auditable en lugar de folclórica.</w:t>
-      </w:r>
-    </w:p>
-    <w:p>
-      <w:pPr>
-        <w:pStyle w:val="BlockText"/>
-      </w:pPr>
+      <w:r>
+        <w:t xml:space="preserve"> </w:t>
+      </w:r>
+      <w:r>
+        <w:t xml:space="preserve">&gt;</w:t>
+      </w:r>
+      <w:r>
+        <w:t xml:space="preserve"> </w:t>
+      </w:r>
+      <w:r>
+        <w:t xml:space="preserve">&gt; Si nadie puede decir dónde está la versión canónica de algo, no hay versión canónica. Nombrar la ubicación, el responsable y la cadencia de revisión de cada tipo de documento es lo que hace que la memoria de la comunidad sea auditable en lugar de folclórica.</w:t>
+      </w:r>
+    </w:p>
+    <w:p>
+      <w:pPr>
+        <w:pStyle w:val="BodyText"/>
+      </w:pPr>
+      <w:r>
+        <w:t xml:space="preserve">&gt;</w:t>
+      </w:r>
+      <w:r>
+        <w:t xml:space="preserve"> </w:t>
+      </w:r>
       <w:r>
         <w:rPr>
           <w:b/>
@@ -2005,13 +2232,17 @@
         </w:rPr>
         <w:t xml:space="preserve">Instrucciones — Cómo rellenar esto</w:t>
       </w:r>
-    </w:p>
-    <w:p>
-      <w:pPr>
-        <w:pStyle w:val="BlockText"/>
-      </w:pPr>
-      <w:r>
-        <w:t xml:space="preserve">Para cada tipo de documento, nombra la ubicación canónica, el responsable y la cadencia de revisión.</w:t>
+      <w:r>
+        <w:t xml:space="preserve"> </w:t>
+      </w:r>
+      <w:r>
+        <w:t xml:space="preserve">&gt;</w:t>
+      </w:r>
+      <w:r>
+        <w:t xml:space="preserve"> </w:t>
+      </w:r>
+      <w:r>
+        <w:t xml:space="preserve">&gt; Para cada tipo de documento, nombra la ubicación canónica, el responsable y la cadencia de revisión.</w:t>
       </w:r>
     </w:p>
     <w:tbl>
@@ -2082,6 +2313,13 @@
             <w:pPr>
               <w:pStyle w:val="Compact"/>
             </w:pPr>
+            <w:r>
+              <w:rPr>
+                <w:i/>
+                <w:iCs/>
+              </w:rPr>
+              <w:t xml:space="preserve">&lt;Artefactos RCOS&gt;</w:t>
+            </w:r>
           </w:p>
         </w:tc>
         <w:tc>
@@ -2105,14 +2343,28 @@
             <w:pPr>
               <w:pStyle w:val="Compact"/>
             </w:pPr>
-          </w:p>
-        </w:tc>
-        <w:tc>
-          <w:tcPr/>
-          <w:p>
-            <w:pPr>
-              <w:pStyle w:val="Compact"/>
-            </w:pPr>
+            <w:r>
+              <w:rPr>
+                <w:i/>
+                <w:iCs/>
+              </w:rPr>
+              <w:t xml:space="preserve">&lt;responsable&gt;</w:t>
+            </w:r>
+          </w:p>
+        </w:tc>
+        <w:tc>
+          <w:tcPr/>
+          <w:p>
+            <w:pPr>
+              <w:pStyle w:val="Compact"/>
+            </w:pPr>
+            <w:r>
+              <w:rPr>
+                <w:i/>
+                <w:iCs/>
+              </w:rPr>
+              <w:t xml:space="preserve">&lt;cadencia&gt;</w:t>
+            </w:r>
           </w:p>
         </w:tc>
       </w:tr>
@@ -2123,6 +2375,13 @@
             <w:pPr>
               <w:pStyle w:val="Compact"/>
             </w:pPr>
+            <w:r>
+              <w:rPr>
+                <w:i/>
+                <w:iCs/>
+              </w:rPr>
+              <w:t xml:space="preserve">&lt;Registro de miembros&gt;</w:t>
+            </w:r>
           </w:p>
         </w:tc>
         <w:tc>
@@ -2146,14 +2405,28 @@
             <w:pPr>
               <w:pStyle w:val="Compact"/>
             </w:pPr>
-          </w:p>
-        </w:tc>
-        <w:tc>
-          <w:tcPr/>
-          <w:p>
-            <w:pPr>
-              <w:pStyle w:val="Compact"/>
-            </w:pPr>
+            <w:r>
+              <w:rPr>
+                <w:i/>
+                <w:iCs/>
+              </w:rPr>
+              <w:t xml:space="preserve">&lt;responsable&gt;</w:t>
+            </w:r>
+          </w:p>
+        </w:tc>
+        <w:tc>
+          <w:tcPr/>
+          <w:p>
+            <w:pPr>
+              <w:pStyle w:val="Compact"/>
+            </w:pPr>
+            <w:r>
+              <w:rPr>
+                <w:i/>
+                <w:iCs/>
+              </w:rPr>
+              <w:t xml:space="preserve">&lt;cadencia&gt;</w:t>
+            </w:r>
           </w:p>
         </w:tc>
       </w:tr>
@@ -2164,6 +2437,13 @@
             <w:pPr>
               <w:pStyle w:val="Compact"/>
             </w:pPr>
+            <w:r>
+              <w:rPr>
+                <w:i/>
+                <w:iCs/>
+              </w:rPr>
+              <w:t xml:space="preserve">&lt;Actas de reuniones&gt;</w:t>
+            </w:r>
           </w:p>
         </w:tc>
         <w:tc>
@@ -2187,14 +2467,28 @@
             <w:pPr>
               <w:pStyle w:val="Compact"/>
             </w:pPr>
-          </w:p>
-        </w:tc>
-        <w:tc>
-          <w:tcPr/>
-          <w:p>
-            <w:pPr>
-              <w:pStyle w:val="Compact"/>
-            </w:pPr>
+            <w:r>
+              <w:rPr>
+                <w:i/>
+                <w:iCs/>
+              </w:rPr>
+              <w:t xml:space="preserve">&lt;responsable&gt;</w:t>
+            </w:r>
+          </w:p>
+        </w:tc>
+        <w:tc>
+          <w:tcPr/>
+          <w:p>
+            <w:pPr>
+              <w:pStyle w:val="Compact"/>
+            </w:pPr>
+            <w:r>
+              <w:rPr>
+                <w:i/>
+                <w:iCs/>
+              </w:rPr>
+              <w:t xml:space="preserve">&lt;cadencia&gt;</w:t>
+            </w:r>
           </w:p>
         </w:tc>
       </w:tr>
@@ -2205,6 +2499,13 @@
             <w:pPr>
               <w:pStyle w:val="Compact"/>
             </w:pPr>
+            <w:r>
+              <w:rPr>
+                <w:i/>
+                <w:iCs/>
+              </w:rPr>
+              <w:t xml:space="preserve">&lt;Propuestas de gobernanza&gt;</w:t>
+            </w:r>
           </w:p>
         </w:tc>
         <w:tc>
@@ -2228,14 +2529,28 @@
             <w:pPr>
               <w:pStyle w:val="Compact"/>
             </w:pPr>
-          </w:p>
-        </w:tc>
-        <w:tc>
-          <w:tcPr/>
-          <w:p>
-            <w:pPr>
-              <w:pStyle w:val="Compact"/>
-            </w:pPr>
+            <w:r>
+              <w:rPr>
+                <w:i/>
+                <w:iCs/>
+              </w:rPr>
+              <w:t xml:space="preserve">&lt;responsable&gt;</w:t>
+            </w:r>
+          </w:p>
+        </w:tc>
+        <w:tc>
+          <w:tcPr/>
+          <w:p>
+            <w:pPr>
+              <w:pStyle w:val="Compact"/>
+            </w:pPr>
+            <w:r>
+              <w:rPr>
+                <w:i/>
+                <w:iCs/>
+              </w:rPr>
+              <w:t xml:space="preserve">&lt;cadencia&gt;</w:t>
+            </w:r>
           </w:p>
         </w:tc>
       </w:tr>
@@ -2246,6 +2561,13 @@
             <w:pPr>
               <w:pStyle w:val="Compact"/>
             </w:pPr>
+            <w:r>
+              <w:rPr>
+                <w:i/>
+                <w:iCs/>
+              </w:rPr>
+              <w:t xml:space="preserve">&lt;Registros de contribuciones&gt;</w:t>
+            </w:r>
           </w:p>
         </w:tc>
         <w:tc>
@@ -2269,14 +2591,28 @@
             <w:pPr>
               <w:pStyle w:val="Compact"/>
             </w:pPr>
-          </w:p>
-        </w:tc>
-        <w:tc>
-          <w:tcPr/>
-          <w:p>
-            <w:pPr>
-              <w:pStyle w:val="Compact"/>
-            </w:pPr>
+            <w:r>
+              <w:rPr>
+                <w:i/>
+                <w:iCs/>
+              </w:rPr>
+              <w:t xml:space="preserve">&lt;responsable&gt;</w:t>
+            </w:r>
+          </w:p>
+        </w:tc>
+        <w:tc>
+          <w:tcPr/>
+          <w:p>
+            <w:pPr>
+              <w:pStyle w:val="Compact"/>
+            </w:pPr>
+            <w:r>
+              <w:rPr>
+                <w:i/>
+                <w:iCs/>
+              </w:rPr>
+              <w:t xml:space="preserve">&lt;cadencia&gt;</w:t>
+            </w:r>
           </w:p>
         </w:tc>
       </w:tr>
@@ -2315,6 +2651,9 @@
       </w:r>
       <w:r>
         <w:t xml:space="preserve"> </w:t>
+      </w:r>
+      <w:r>
+        <w:t xml:space="preserve">&lt;AAAA-MM-DD&gt;</w:t>
       </w:r>
     </w:p>
     <w:p>

--- a/static/downloads/es/docx/layer-5/operations-manual.docx
+++ b/static/downloads/es/docx/layer-5/operations-manual.docx
@@ -59,7 +59,7 @@
         <w:t xml:space="preserve">RCOS — Sistema Operativo de Comunidad Regenerativa</w:t>
       </w:r>
     </w:p>
-    <w:bookmarkStart w:id="28" w:name="manual-de-operaciones"/>
+    <w:bookmarkStart w:id="29" w:name="manual-de-operaciones"/>
     <w:p>
       <w:pPr>
         <w:pStyle w:val="Heading1"/>
@@ -87,7 +87,7 @@
         <w:t xml:space="preserve"> </w:t>
       </w:r>
       <w:r>
-        <w:t xml:space="preserve">2026-07-07</w:t>
+        <w:t xml:space="preserve">2026-08-31</w:t>
       </w:r>
     </w:p>
     <w:p>
@@ -1432,6 +1432,30 @@
         </w:rPr>
         <w:t xml:space="preserve"> </w:t>
       </w:r>
+      <w:hyperlink r:id="rId16">
+        <w:r>
+          <w:rPr>
+            <w:rStyle w:val="Hyperlink"/>
+            <w:i/>
+            <w:iCs/>
+          </w:rPr>
+          <w:t xml:space="preserve">7.4.4</w:t>
+        </w:r>
+      </w:hyperlink>
+      <w:r>
+        <w:rPr>
+          <w:i/>
+          <w:iCs/>
+        </w:rPr>
+        <w:t xml:space="preserve">,</w:t>
+      </w:r>
+      <w:r>
+        <w:rPr>
+          <w:i/>
+          <w:iCs/>
+        </w:rPr>
+        <w:t xml:space="preserve"> </w:t>
+      </w:r>
       <w:hyperlink r:id="rId19">
         <w:r>
           <w:rPr>
@@ -1607,6 +1631,32 @@
         <w:t xml:space="preserve">&lt;proceso para redistribuir responsabilidades; plazo de resolución.&gt;</w:t>
       </w:r>
     </w:p>
+    <w:p>
+      <w:pPr>
+        <w:pStyle w:val="Compact"/>
+        <w:numPr>
+          <w:ilvl w:val="0"/>
+          <w:numId w:val="1004"/>
+        </w:numPr>
+      </w:pPr>
+      <w:r>
+        <w:rPr>
+          <w:b/>
+          <w:bCs/>
+        </w:rPr>
+        <w:t xml:space="preserve">Sobrecarga persistente:</w:t>
+      </w:r>
+      <w:r>
+        <w:t xml:space="preserve"> </w:t>
+      </w:r>
+      <w:r>
+        <w:rPr>
+          <w:i/>
+          <w:iCs/>
+        </w:rPr>
+        <w:t xml:space="preserve">&lt;cómo se detecta la sobrecarga persistente, el riesgo de agotamiento, la no participación crónica o la dependencia de personas que sobrefuncionan, y cómo se deriva al proceso de revisión o reparación de la Capa 4.&gt;</w:t>
+      </w:r>
+    </w:p>
     <w:bookmarkEnd w:id="23"/>
     <w:bookmarkStart w:id="24" w:name="continuidad-operativa"/>
     <w:p>
@@ -2099,7 +2149,7 @@
       </w:r>
     </w:p>
     <w:bookmarkEnd w:id="25"/>
-    <w:bookmarkStart w:id="26" w:name="X157cabccb427391fdb416c2c26980329ba29216"/>
+    <w:bookmarkStart w:id="27" w:name="X157cabccb427391fdb416c2c26980329ba29216"/>
     <w:p>
       <w:pPr>
         <w:pStyle w:val="Heading2"/>
@@ -2182,6 +2232,30 @@
             <w:iCs/>
           </w:rPr>
           <w:t xml:space="preserve">7.3.3</w:t>
+        </w:r>
+      </w:hyperlink>
+      <w:r>
+        <w:rPr>
+          <w:i/>
+          <w:iCs/>
+        </w:rPr>
+        <w:t xml:space="preserve">,</w:t>
+      </w:r>
+      <w:r>
+        <w:rPr>
+          <w:i/>
+          <w:iCs/>
+        </w:rPr>
+        <w:t xml:space="preserve"> </w:t>
+      </w:r>
+      <w:hyperlink r:id="rId26">
+        <w:r>
+          <w:rPr>
+            <w:rStyle w:val="Hyperlink"/>
+            <w:i/>
+            <w:iCs/>
+          </w:rPr>
+          <w:t xml:space="preserve">7.8.1</w:t>
         </w:r>
       </w:hyperlink>
     </w:p>
@@ -2624,8 +2698,8 @@
         </w:pict>
       </w:r>
     </w:p>
-    <w:bookmarkEnd w:id="26"/>
-    <w:bookmarkStart w:id="27" w:name="registro-de-ratificación"/>
+    <w:bookmarkEnd w:id="27"/>
+    <w:bookmarkStart w:id="28" w:name="registro-de-ratificación"/>
     <w:p>
       <w:pPr>
         <w:pStyle w:val="Heading2"/>
@@ -2722,8 +2796,8 @@
         <w:t xml:space="preserve">&lt;enlace al registro de decisión&gt;</w:t>
       </w:r>
     </w:p>
-    <w:bookmarkEnd w:id="27"/>
     <w:bookmarkEnd w:id="28"/>
+    <w:bookmarkEnd w:id="29"/>
     <w:sectPr>
       <w:footnotePr>
         <w:numRestart w:val="eachSect"/>
